--- a/workspace/outputs/EQUIP-001_Maintenance_Approval_Note.docx
+++ b/workspace/outputs/EQUIP-001_Maintenance_Approval_Note.docx
@@ -187,7 +187,7 @@
           </w:tcPr>
           <w:p>
             <w:r>
-              <w:t>2026-09-03 03:10</w:t>
+              <w:t>2026-09-07 11:54</w:t>
             </w:r>
           </w:p>
         </w:tc>
@@ -248,12 +248,12 @@
         <w:rPr>
           <w:b/>
         </w:rPr>
-        <w:t>maintenance_sop.pdf — Page 2</w:t>
+        <w:t>OFFAIR AI Test Knowledge Base Document.pdf — Page 1</w:t>
       </w:r>
     </w:p>
     <w:p>
       <w:r>
-        <w:t xml:space="preserve">   "Step 12: Run-in period: 2 hours at 50% load, monitor temperature and vibration 4. MECHANICAL SEAL MAINTENANCE -------------------------------- Section 4.1 - Seal Inspection Inspect for: leakage, heat ..."</w:t>
+        <w:t xml:space="preserve">   "OFFAIR AI Test Knowledge Base Document Document ID: SOP -MECH -042 Department: Maintenance Classification: Internal Allowed Roles: Engineer, Technician Standard Operating Procedure (SOP) Pump P -104 M..."</w:t>
       </w:r>
     </w:p>
     <w:p>
@@ -280,12 +280,12 @@
         <w:rPr>
           <w:b/>
         </w:rPr>
-        <w:t>inspection_report.pdf — Page 2</w:t>
+        <w:t>OFFAIR AI Test Knowledge Base Document.pdf — Page 2</w:t>
       </w:r>
     </w:p>
     <w:p>
       <w:r>
-        <w:t xml:space="preserve">   "Rated differential pressure: 16.0 bar Status: SLIGHTLY BELOW RATED - Acceptable 5. NOISE - ABNORMAL Unusual metallic noise detected at non-drive end bearing Possible causes: Bearing wear, cavitation, ..."</w:t>
+        <w:t xml:space="preserve">   "4. Inspect bearings for abnormal wear or overheating. 5. Measure shaft alignment using a dial indicator. 6. Replace bearings if temperature exceeds 80°C. 7. Record observations in the maintenance logb..."</w:t>
       </w:r>
     </w:p>
     <w:p>
@@ -296,12 +296,12 @@
         <w:rPr>
           <w:b/>
         </w:rPr>
-        <w:t>safety_manual.pdf — Page 1</w:t>
+        <w:t>maintenance_sop.pdf — Page 2</w:t>
       </w:r>
     </w:p>
     <w:p>
       <w:r>
-        <w:t xml:space="preserve">   "PLANT SAFETY MANUAL - SECTION 7: ROTATING EQUIPMENT ===================================================== [FICTIONAL/DEMO DOCUMENT] Document: HSE-MAN-007 (FICTIONAL) Revision: 2 Date: 2024-03-01 7.1 R..."</w:t>
+        <w:t xml:space="preserve">   "Step 12: Run-in period: 2 hours at 50% load, monitor temperature and vibration 4. MECHANICAL SEAL MAINTENANCE -------------------------------- Section 4.1 - Seal Inspection Inspect for: leakage, heat ..."</w:t>
       </w:r>
     </w:p>
     <w:p>
@@ -343,24 +343,22 @@
     </w:p>
     <w:p>
       <w:r>
-        <w:t xml:space="preserve">### Maintenance Assessment for P-104 Centrifugal Pump  </w:t>
+        <w:t>Assessment:</w:t>
         <w:br/>
         <w:br/>
-        <w:t xml:space="preserve">**1. Severity**: Critical  </w:t>
+        <w:t>* Severity: Medium</w:t>
         <w:br/>
-        <w:t xml:space="preserve">*(Rationale: Active bearing noise indicates imminent failure risk; coupling wear is at end-of-life threshold)*  </w:t>
+        <w:t>* Key risks if not addressed: Pump failure, reduced cooling water circulation, and potential damage to surrounding equipment.</w:t>
+        <w:br/>
+        <w:t>* Specific recommended action: Conduct a thorough inspection of the pump and its components, including bearings, shaft alignment, and mechanical seals, to identify any potential issues or defects. Refer to the SOP for guidance on inspection and maintenance procedures.</w:t>
+        <w:br/>
+        <w:t>* Urgency: Scheduled (within the next 30 days)</w:t>
         <w:br/>
         <w:br/>
-        <w:t xml:space="preserve">**2. Key Risks if Not Addressed**:  </w:t>
-        <w:br/>
-        <w:t xml:space="preserve">- **Bearing failure** → Pump seizure, fluid release, or safety hazard (pressure escalation).  </w:t>
-        <w:br/>
-        <w:t xml:space="preserve">- **Coupling failure** → Misalignment, mechanical damage, or unplanned shutdown within 3–6 months.  </w:t>
+        <w:t>Recommendation:</w:t>
         <w:br/>
         <w:br/>
-        <w:t xml:space="preserve">**3. Specific Recommended Action**:  </w:t>
-        <w:br/>
-        <w:t>- **Immediately inspect non-drive end bearing** for wear/cavitation (per SOP Step 12 run-in protocol).</w:t>
+        <w:t>Based on the inspection findings and SOP context, I recommend that the pump be inspected and maintained according to the SOP guidelines. This will help identify and address any potential issues or defects, reducing the risk of pump failure and ensuring the continued operation of the cooling water circulation system.</w:t>
       </w:r>
     </w:p>
     <w:p>
@@ -731,7 +729,7 @@
           </w:tcPr>
           <w:p>
             <w:r>
-              <w:t>2026-09-03T03:10:51.225035</w:t>
+              <w:t>2026-09-07T11:54:46.131824</w:t>
             </w:r>
           </w:p>
         </w:tc>
@@ -787,7 +785,7 @@
       <w:jc w:val="center"/>
     </w:pPr>
     <w:r>
-      <w:t>SIH26117 Sovereign AI Workbench | Generated: 2026-09-03 03:10 | LOCAL | DRAFT — HUMAN REVIEW REQUIRED</w:t>
+      <w:t>SIH26117 Sovereign AI Workbench | Generated: 2026-09-07 11:54 | LOCAL | DRAFT — HUMAN REVIEW REQUIRED</w:t>
     </w:r>
   </w:p>
 </w:ftr>

--- a/workspace/outputs/EQUIP-001_Maintenance_Approval_Note.docx
+++ b/workspace/outputs/EQUIP-001_Maintenance_Approval_Note.docx
@@ -187,7 +187,7 @@
           </w:tcPr>
           <w:p>
             <w:r>
-              <w:t>2026-09-03 03:10</w:t>
+              <w:t>2026-09-06 19:05</w:t>
             </w:r>
           </w:p>
         </w:tc>
@@ -248,22 +248,6 @@
         <w:rPr>
           <w:b/>
         </w:rPr>
-        <w:t>maintenance_sop.pdf — Page 2</w:t>
-      </w:r>
-    </w:p>
-    <w:p>
-      <w:r>
-        <w:t xml:space="preserve">   "Step 12: Run-in period: 2 hours at 50% load, monitor temperature and vibration 4. MECHANICAL SEAL MAINTENANCE -------------------------------- Section 4.1 - Seal Inspection Inspect for: leakage, heat ..."</w:t>
-      </w:r>
-    </w:p>
-    <w:p>
-      <w:pPr>
-        <w:pStyle w:val="ListBullet"/>
-      </w:pPr>
-      <w:r>
-        <w:rPr>
-          <w:b/>
-        </w:rPr>
         <w:t>maintenance_sop.pdf — Page 1</w:t>
       </w:r>
     </w:p>
@@ -296,12 +280,12 @@
         <w:rPr>
           <w:b/>
         </w:rPr>
-        <w:t>safety_manual.pdf — Page 1</w:t>
+        <w:t>maintenance_sop.pdf — Page 2</w:t>
       </w:r>
     </w:p>
     <w:p>
       <w:r>
-        <w:t xml:space="preserve">   "PLANT SAFETY MANUAL - SECTION 7: ROTATING EQUIPMENT ===================================================== [FICTIONAL/DEMO DOCUMENT] Document: HSE-MAN-007 (FICTIONAL) Revision: 2 Date: 2024-03-01 7.1 R..."</w:t>
+        <w:t xml:space="preserve">   "Step 12: Run-in period: 2 hours at 50% load, monitor temperature and vibration 4. MECHANICAL SEAL MAINTENANCE -------------------------------- Section 4.1 - Seal Inspection Inspect for: leakage, heat ..."</w:t>
       </w:r>
     </w:p>
     <w:p>
@@ -318,6 +302,22 @@
     <w:p>
       <w:r>
         <w:t xml:space="preserve">   "INSPECTION REPORT ================= [FICTIONAL/DEMO DATA - NOT REAL EQUIPMENT] Organization: DEMO Refinery Corporation (FICTIONAL) Plant / Unit: Crude Distillation Unit (CDU) - DEMO Report No: IR-2024..."</w:t>
+      </w:r>
+    </w:p>
+    <w:p>
+      <w:pPr>
+        <w:pStyle w:val="ListBullet"/>
+      </w:pPr>
+      <w:r>
+        <w:rPr>
+          <w:b/>
+        </w:rPr>
+        <w:t>safety_manual.pdf — Page 1</w:t>
+      </w:r>
+    </w:p>
+    <w:p>
+      <w:r>
+        <w:t xml:space="preserve">   "PLANT SAFETY MANUAL - SECTION 7: ROTATING EQUIPMENT ===================================================== [FICTIONAL/DEMO DOCUMENT] Document: HSE-MAN-007 (FICTIONAL) Revision: 2 Date: 2024-03-01 7.1 R..."</w:t>
       </w:r>
     </w:p>
     <w:p>
@@ -343,24 +343,19 @@
     </w:p>
     <w:p>
       <w:r>
-        <w:t xml:space="preserve">### Maintenance Assessment for P-104 Centrifugal Pump  </w:t>
+        <w:t xml:space="preserve">### Maintenance Assessment &amp; Recommendation  </w:t>
         <w:br/>
         <w:br/>
-        <w:t xml:space="preserve">**1. Severity**: Critical  </w:t>
+        <w:t xml:space="preserve">**1. Severity**: High  </w:t>
         <w:br/>
-        <w:t xml:space="preserve">*(Rationale: Active bearing noise indicates imminent failure risk; coupling wear is at end-of-life threshold)*  </w:t>
+        <w:t xml:space="preserve">*(Rationale: Abnormal metallic noise at non-drive end bearing indicates active mechanical degradation with high risk of imminent failure.)*  </w:t>
         <w:br/>
         <w:br/>
         <w:t xml:space="preserve">**2. Key Risks if Not Addressed**:  </w:t>
         <w:br/>
-        <w:t xml:space="preserve">- **Bearing failure** → Pump seizure, fluid release, or safety hazard (pressure escalation).  </w:t>
+        <w:t xml:space="preserve">- **Bearing failure** → Pump seizure, unplanned shutdown, and potential damage to drive components (e.g., motor, shaft).  </w:t>
         <w:br/>
-        <w:t xml:space="preserve">- **Coupling failure** → Misalignment, mechanical damage, or unplanned shutdown within 3–6 months.  </w:t>
-        <w:br/>
-        <w:br/>
-        <w:t xml:space="preserve">**3. Specific Recommended Action**:  </w:t>
-        <w:br/>
-        <w:t>- **Immediately inspect non-drive end bearing** for wear/cavitation (per SOP Step 12 run-in protocol).</w:t>
+        <w:t>- **Coupling failure** → Leakage of crude oil (environmental/hazard risk) and</w:t>
       </w:r>
     </w:p>
     <w:p>
@@ -731,7 +726,7 @@
           </w:tcPr>
           <w:p>
             <w:r>
-              <w:t>2026-09-03T03:10:51.225035</w:t>
+              <w:t>2026-09-06T19:05:53.486305</w:t>
             </w:r>
           </w:p>
         </w:tc>
@@ -787,7 +782,7 @@
       <w:jc w:val="center"/>
     </w:pPr>
     <w:r>
-      <w:t>SIH26117 Sovereign AI Workbench | Generated: 2026-09-03 03:10 | LOCAL | DRAFT — HUMAN REVIEW REQUIRED</w:t>
+      <w:t>SIH26117 Sovereign AI Workbench | Generated: 2026-09-06 19:05 | LOCAL | DRAFT — HUMAN REVIEW REQUIRED</w:t>
     </w:r>
   </w:p>
 </w:ftr>

--- a/workspace/outputs/EQUIP-001_Maintenance_Approval_Note.docx
+++ b/workspace/outputs/EQUIP-001_Maintenance_Approval_Note.docx
@@ -187,7 +187,7 @@
           </w:tcPr>
           <w:p>
             <w:r>
-              <w:t>2026-09-03 03:10</w:t>
+              <w:t>2026-09-07 21:07</w:t>
             </w:r>
           </w:p>
         </w:tc>
@@ -241,83 +241,8 @@
       </w:r>
     </w:p>
     <w:p>
-      <w:pPr>
-        <w:pStyle w:val="ListBullet"/>
-      </w:pPr>
       <w:r>
-        <w:rPr>
-          <w:b/>
-        </w:rPr>
-        <w:t>maintenance_sop.pdf — Page 2</w:t>
-      </w:r>
-    </w:p>
-    <w:p>
-      <w:r>
-        <w:t xml:space="preserve">   "Step 12: Run-in period: 2 hours at 50% load, monitor temperature and vibration 4. MECHANICAL SEAL MAINTENANCE -------------------------------- Section 4.1 - Seal Inspection Inspect for: leakage, heat ..."</w:t>
-      </w:r>
-    </w:p>
-    <w:p>
-      <w:pPr>
-        <w:pStyle w:val="ListBullet"/>
-      </w:pPr>
-      <w:r>
-        <w:rPr>
-          <w:b/>
-        </w:rPr>
-        <w:t>maintenance_sop.pdf — Page 1</w:t>
-      </w:r>
-    </w:p>
-    <w:p>
-      <w:r>
-        <w:t xml:space="preserve">   "MAINTENANCE STANDARD OPERATING PROCEDURE ========================================= [FICTIONAL/DEMO DOCUMENT - NOT REAL PROCEDURE] Document No: SOP-MECH-042 (FICTIONAL) Title: Centrifugal Pump Maintena..."</w:t>
-      </w:r>
-    </w:p>
-    <w:p>
-      <w:pPr>
-        <w:pStyle w:val="ListBullet"/>
-      </w:pPr>
-      <w:r>
-        <w:rPr>
-          <w:b/>
-        </w:rPr>
-        <w:t>inspection_report.pdf — Page 2</w:t>
-      </w:r>
-    </w:p>
-    <w:p>
-      <w:r>
-        <w:t xml:space="preserve">   "Rated differential pressure: 16.0 bar Status: SLIGHTLY BELOW RATED - Acceptable 5. NOISE - ABNORMAL Unusual metallic noise detected at non-drive end bearing Possible causes: Bearing wear, cavitation, ..."</w:t>
-      </w:r>
-    </w:p>
-    <w:p>
-      <w:pPr>
-        <w:pStyle w:val="ListBullet"/>
-      </w:pPr>
-      <w:r>
-        <w:rPr>
-          <w:b/>
-        </w:rPr>
-        <w:t>safety_manual.pdf — Page 1</w:t>
-      </w:r>
-    </w:p>
-    <w:p>
-      <w:r>
-        <w:t xml:space="preserve">   "PLANT SAFETY MANUAL - SECTION 7: ROTATING EQUIPMENT ===================================================== [FICTIONAL/DEMO DOCUMENT] Document: HSE-MAN-007 (FICTIONAL) Revision: 2 Date: 2024-03-01 7.1 R..."</w:t>
-      </w:r>
-    </w:p>
-    <w:p>
-      <w:pPr>
-        <w:pStyle w:val="ListBullet"/>
-      </w:pPr>
-      <w:r>
-        <w:rPr>
-          <w:b/>
-        </w:rPr>
-        <w:t>inspection_report.pdf — Page 1</w:t>
-      </w:r>
-    </w:p>
-    <w:p>
-      <w:r>
-        <w:t xml:space="preserve">   "INSPECTION REPORT ================= [FICTIONAL/DEMO DATA - NOT REAL EQUIPMENT] Organization: DEMO Refinery Corporation (FICTIONAL) Plant / Unit: Crude Distillation Unit (CDU) - DEMO Report No: IR-2024..."</w:t>
+        <w:t>No SOP references retrieved. Manual SOP lookup recommended.</w:t>
       </w:r>
     </w:p>
     <w:p>
@@ -343,24 +268,7 @@
     </w:p>
     <w:p>
       <w:r>
-        <w:t xml:space="preserve">### Maintenance Assessment for P-104 Centrifugal Pump  </w:t>
-        <w:br/>
-        <w:br/>
-        <w:t xml:space="preserve">**1. Severity**: Critical  </w:t>
-        <w:br/>
-        <w:t xml:space="preserve">*(Rationale: Active bearing noise indicates imminent failure risk; coupling wear is at end-of-life threshold)*  </w:t>
-        <w:br/>
-        <w:br/>
-        <w:t xml:space="preserve">**2. Key Risks if Not Addressed**:  </w:t>
-        <w:br/>
-        <w:t xml:space="preserve">- **Bearing failure** → Pump seizure, fluid release, or safety hazard (pressure escalation).  </w:t>
-        <w:br/>
-        <w:t xml:space="preserve">- **Coupling failure** → Misalignment, mechanical damage, or unplanned shutdown within 3–6 months.  </w:t>
-        <w:br/>
-        <w:br/>
-        <w:t xml:space="preserve">**3. Specific Recommended Action**:  </w:t>
-        <w:br/>
-        <w:t>- **Immediately inspect non-drive end bearing** for wear/cavitation (per SOP Step 12 run-in protocol).</w:t>
+        <w:t>Detailed inspection and maintenance by qualified engineer.</w:t>
       </w:r>
     </w:p>
     <w:p>
@@ -687,7 +595,7 @@
           </w:tcPr>
           <w:p>
             <w:r>
-              <w:t>LOCAL — 5 sources retrieved</w:t>
+              <w:t>LOCAL — 0 sources retrieved</w:t>
             </w:r>
           </w:p>
         </w:tc>
@@ -731,7 +639,7 @@
           </w:tcPr>
           <w:p>
             <w:r>
-              <w:t>2026-09-03T03:10:51.225035</w:t>
+              <w:t>2026-09-07T21:07:04.580749</w:t>
             </w:r>
           </w:p>
         </w:tc>
@@ -787,7 +695,7 @@
       <w:jc w:val="center"/>
     </w:pPr>
     <w:r>
-      <w:t>SIH26117 Sovereign AI Workbench | Generated: 2026-09-03 03:10 | LOCAL | DRAFT — HUMAN REVIEW REQUIRED</w:t>
+      <w:t>SIH26117 Sovereign AI Workbench | Generated: 2026-09-07 21:07 | LOCAL | DRAFT — HUMAN REVIEW REQUIRED</w:t>
     </w:r>
   </w:p>
 </w:ftr>
